--- a/exponential-families-handout.docx
+++ b/exponential-families-handout.docx
@@ -15,7 +15,7 @@
         <w:pStyle w:val="Date"/>
       </w:pPr>
       <w:r>
-        <w:t xml:space="preserve">Last modified: 2026-10-23 16:25:36 (PDT)</w:t>
+        <w:t xml:space="preserve">Last modified: 2026-10-23 16:56:15 (PDT)</w:t>
       </w:r>
     </w:p>
     <w:p>

--- a/exponential-families-handout.docx
+++ b/exponential-families-handout.docx
@@ -15,7 +15,7 @@
         <w:pStyle w:val="Date"/>
       </w:pPr>
       <w:r>
-        <w:t xml:space="preserve">Last modified: 2026-10-23 16:56:15 (PDT)</w:t>
+        <w:t xml:space="preserve">Last modified: 2026-10-23 17:28:11 (PDT)</w:t>
       </w:r>
     </w:p>
     <w:p>

--- a/exponential-families-handout.docx
+++ b/exponential-families-handout.docx
@@ -15,7 +15,7 @@
         <w:pStyle w:val="Date"/>
       </w:pPr>
       <w:r>
-        <w:t xml:space="preserve">Last modified: 2026-10-24 18:13:43 (PDT)</w:t>
+        <w:t xml:space="preserve">Last modified: 2026-10-24 20:18:33 (PDT)</w:t>
       </w:r>
     </w:p>
     <w:p>

--- a/exponential-families-handout.docx
+++ b/exponential-families-handout.docx
@@ -15,7 +15,7 @@
         <w:pStyle w:val="Date"/>
       </w:pPr>
       <w:r>
-        <w:t xml:space="preserve">Last modified: 2026-10-24 20:18:33 (PDT)</w:t>
+        <w:t xml:space="preserve">Last modified: 2026-10-25 16:51:29 (PDT)</w:t>
       </w:r>
     </w:p>
     <w:p>

--- a/exponential-families-handout.docx
+++ b/exponential-families-handout.docx
@@ -15,7 +15,7 @@
         <w:pStyle w:val="Date"/>
       </w:pPr>
       <w:r>
-        <w:t xml:space="preserve">Last modified: 2026-10-25 16:51:29 (PDT)</w:t>
+        <w:t xml:space="preserve">Last modified: 2026-10-26 01:50:35 (PDT)</w:t>
       </w:r>
     </w:p>
     <w:p>

--- a/exponential-families-handout.docx
+++ b/exponential-families-handout.docx
@@ -15,7 +15,7 @@
         <w:pStyle w:val="Date"/>
       </w:pPr>
       <w:r>
-        <w:t xml:space="preserve">Last modified: 2026-10-26 01:50:35 (PDT)</w:t>
+        <w:t xml:space="preserve">Last modified: 2026-10-26 03:19:48 (PDT)</w:t>
       </w:r>
     </w:p>
     <w:p>

--- a/exponential-families-handout.docx
+++ b/exponential-families-handout.docx
@@ -15,7 +15,7 @@
         <w:pStyle w:val="Date"/>
       </w:pPr>
       <w:r>
-        <w:t xml:space="preserve">Last modified: 2026-10-26 03:19:48 (PDT)</w:t>
+        <w:t xml:space="preserve">Last modified: 2026-10-26 09:42:48 (PDT)</w:t>
       </w:r>
     </w:p>
     <w:p>

--- a/exponential-families-handout.docx
+++ b/exponential-families-handout.docx
@@ -15,7 +15,7 @@
         <w:pStyle w:val="Date"/>
       </w:pPr>
       <w:r>
-        <w:t xml:space="preserve">Last modified: 2026-10-26 09:42:48 (PDT)</w:t>
+        <w:t xml:space="preserve">Last modified: 2026-10-26 09:58:58 (PDT)</w:t>
       </w:r>
     </w:p>
     <w:p>

--- a/exponential-families-handout.docx
+++ b/exponential-families-handout.docx
@@ -15,7 +15,7 @@
         <w:pStyle w:val="Date"/>
       </w:pPr>
       <w:r>
-        <w:t xml:space="preserve">Last modified: 2026-10-26 09:58:58 (PDT)</w:t>
+        <w:t xml:space="preserve">Last modified: 2026-10-26 12:20:42 (PDT)</w:t>
       </w:r>
     </w:p>
     <w:p>

--- a/exponential-families-handout.docx
+++ b/exponential-families-handout.docx
@@ -15,7 +15,7 @@
         <w:pStyle w:val="Date"/>
       </w:pPr>
       <w:r>
-        <w:t xml:space="preserve">Last modified: 2026-10-26 12:20:42 (PDT)</w:t>
+        <w:t xml:space="preserve">Last modified: 2026-10-26 13:14:30 (PDT)</w:t>
       </w:r>
     </w:p>
     <w:p>

--- a/exponential-families-handout.docx
+++ b/exponential-families-handout.docx
@@ -15,7 +15,7 @@
         <w:pStyle w:val="Date"/>
       </w:pPr>
       <w:r>
-        <w:t xml:space="preserve">Last modified: 2026-10-26 13:14:30 (PDT)</w:t>
+        <w:t xml:space="preserve">Last modified: 2026-10-26 13:33:48 (PDT)</w:t>
       </w:r>
     </w:p>
     <w:p>

--- a/exponential-families-handout.docx
+++ b/exponential-families-handout.docx
@@ -15,7 +15,7 @@
         <w:pStyle w:val="Date"/>
       </w:pPr>
       <w:r>
-        <w:t xml:space="preserve">Last modified: 2026-10-26 13:33:48 (PDT)</w:t>
+        <w:t xml:space="preserve">Last modified: 2026-10-26 16:14:21 (PDT)</w:t>
       </w:r>
     </w:p>
     <w:p>

--- a/exponential-families-handout.docx
+++ b/exponential-families-handout.docx
@@ -15,7 +15,7 @@
         <w:pStyle w:val="Date"/>
       </w:pPr>
       <w:r>
-        <w:t xml:space="preserve">Last modified: 2026-10-26 16:14:21 (PDT)</w:t>
+        <w:t xml:space="preserve">Last modified: 2026-10-26 16:37:41 (PDT)</w:t>
       </w:r>
     </w:p>
     <w:p>

--- a/exponential-families-handout.docx
+++ b/exponential-families-handout.docx
@@ -15,7 +15,7 @@
         <w:pStyle w:val="Date"/>
       </w:pPr>
       <w:r>
-        <w:t xml:space="preserve">Last modified: 2026-10-26 16:37:41 (PDT)</w:t>
+        <w:t xml:space="preserve">Last modified: 2026-10-26 18:20:41 (PDT)</w:t>
       </w:r>
     </w:p>
     <w:p>

--- a/exponential-families-handout.docx
+++ b/exponential-families-handout.docx
@@ -15,7 +15,7 @@
         <w:pStyle w:val="Date"/>
       </w:pPr>
       <w:r>
-        <w:t xml:space="preserve">Last modified: 2026-10-26 18:20:41 (PDT)</w:t>
+        <w:t xml:space="preserve">Last modified: 2026-10-26 23:10:36 (PDT)</w:t>
       </w:r>
     </w:p>
     <w:p>

--- a/exponential-families-handout.docx
+++ b/exponential-families-handout.docx
@@ -15,7 +15,7 @@
         <w:pStyle w:val="Date"/>
       </w:pPr>
       <w:r>
-        <w:t xml:space="preserve">Last modified: 2026-10-26 23:10:36 (PDT)</w:t>
+        <w:t xml:space="preserve">Last modified: 2026-10-26 23:44:21 (PDT)</w:t>
       </w:r>
     </w:p>
     <w:p>

--- a/exponential-families-handout.docx
+++ b/exponential-families-handout.docx
@@ -15,7 +15,7 @@
         <w:pStyle w:val="Date"/>
       </w:pPr>
       <w:r>
-        <w:t xml:space="preserve">Last modified: 2026-10-26 23:44:21 (PDT)</w:t>
+        <w:t xml:space="preserve">Last modified: 2026-10-26 23:56:39 (PDT)</w:t>
       </w:r>
     </w:p>
     <w:p>

--- a/exponential-families-handout.docx
+++ b/exponential-families-handout.docx
@@ -15,7 +15,7 @@
         <w:pStyle w:val="Date"/>
       </w:pPr>
       <w:r>
-        <w:t xml:space="preserve">Last modified: 2026-10-26 23:56:39 (PDT)</w:t>
+        <w:t xml:space="preserve">Last modified: 2026-10-27 10:45:41 (PDT)</w:t>
       </w:r>
     </w:p>
     <w:p>

--- a/exponential-families-handout.docx
+++ b/exponential-families-handout.docx
@@ -15,7 +15,7 @@
         <w:pStyle w:val="Date"/>
       </w:pPr>
       <w:r>
-        <w:t xml:space="preserve">Last modified: 2026-10-27 10:45:41 (PDT)</w:t>
+        <w:t xml:space="preserve">Last modified: 2026-10-27 11:13:53 (PDT)</w:t>
       </w:r>
     </w:p>
     <w:p>

--- a/exponential-families-handout.docx
+++ b/exponential-families-handout.docx
@@ -15,7 +15,7 @@
         <w:pStyle w:val="Date"/>
       </w:pPr>
       <w:r>
-        <w:t xml:space="preserve">Last modified: 2026-10-27 11:13:53 (PDT)</w:t>
+        <w:t xml:space="preserve">Last modified: 2026-10-27 16:11:29 (PDT)</w:t>
       </w:r>
     </w:p>
     <w:p>

--- a/exponential-families-handout.docx
+++ b/exponential-families-handout.docx
@@ -15,7 +15,7 @@
         <w:pStyle w:val="Date"/>
       </w:pPr>
       <w:r>
-        <w:t xml:space="preserve">Last modified: 2026-10-27 16:11:29 (PDT)</w:t>
+        <w:t xml:space="preserve">Last modified: 2026-10-27 19:56:56 (PDT)</w:t>
       </w:r>
     </w:p>
     <w:p>

--- a/exponential-families-handout.docx
+++ b/exponential-families-handout.docx
@@ -15,7 +15,7 @@
         <w:pStyle w:val="Date"/>
       </w:pPr>
       <w:r>
-        <w:t xml:space="preserve">Last modified: 2026-10-27 19:56:56 (PDT)</w:t>
+        <w:t xml:space="preserve">Last modified: 2026-10-27 22:35:55 (PDT)</w:t>
       </w:r>
     </w:p>
     <w:p>

--- a/exponential-families-handout.docx
+++ b/exponential-families-handout.docx
@@ -15,7 +15,7 @@
         <w:pStyle w:val="Date"/>
       </w:pPr>
       <w:r>
-        <w:t xml:space="preserve">Last modified: 2026-10-27 22:35:55 (PDT)</w:t>
+        <w:t xml:space="preserve">Last modified: 2026-10-27 23:24:14 (PDT)</w:t>
       </w:r>
     </w:p>
     <w:p>

--- a/exponential-families-handout.docx
+++ b/exponential-families-handout.docx
@@ -15,7 +15,7 @@
         <w:pStyle w:val="Date"/>
       </w:pPr>
       <w:r>
-        <w:t xml:space="preserve">Last modified: 2026-10-27 23:24:14 (PDT)</w:t>
+        <w:t xml:space="preserve">Last modified: 2026-10-28 16:00:07 (PDT)</w:t>
       </w:r>
     </w:p>
     <w:p>

--- a/exponential-families-handout.docx
+++ b/exponential-families-handout.docx
@@ -15,7 +15,7 @@
         <w:pStyle w:val="Date"/>
       </w:pPr>
       <w:r>
-        <w:t xml:space="preserve">Last modified: 2026-10-28 16:00:07 (PDT)</w:t>
+        <w:t xml:space="preserve">Last modified: 2026-10-28 20:06:30 (PDT)</w:t>
       </w:r>
     </w:p>
     <w:p>

--- a/exponential-families-handout.docx
+++ b/exponential-families-handout.docx
@@ -15,7 +15,7 @@
         <w:pStyle w:val="Date"/>
       </w:pPr>
       <w:r>
-        <w:t xml:space="preserve">Last modified: 2026-10-28 20:06:30 (PDT)</w:t>
+        <w:t xml:space="preserve">Last modified: 2026-10-28 20:36:41 (PDT)</w:t>
       </w:r>
     </w:p>
     <w:p>

--- a/exponential-families-handout.docx
+++ b/exponential-families-handout.docx
@@ -15,7 +15,7 @@
         <w:pStyle w:val="Date"/>
       </w:pPr>
       <w:r>
-        <w:t xml:space="preserve">Last modified: 2026-10-28 20:36:41 (PDT)</w:t>
+        <w:t xml:space="preserve">Last modified: 2026-10-29 08:00:30 (PDT)</w:t>
       </w:r>
     </w:p>
     <w:p>

--- a/exponential-families-handout.docx
+++ b/exponential-families-handout.docx
@@ -15,7 +15,7 @@
         <w:pStyle w:val="Date"/>
       </w:pPr>
       <w:r>
-        <w:t xml:space="preserve">Last modified: 2026-10-29 08:00:30 (PDT)</w:t>
+        <w:t xml:space="preserve">Last modified: 2026-10-29 13:30:02 (PDT)</w:t>
       </w:r>
     </w:p>
     <w:p>

--- a/exponential-families-handout.docx
+++ b/exponential-families-handout.docx
@@ -15,7 +15,7 @@
         <w:pStyle w:val="Date"/>
       </w:pPr>
       <w:r>
-        <w:t xml:space="preserve">Last modified: 2026-10-29 13:30:02 (PDT)</w:t>
+        <w:t xml:space="preserve">Last modified: 2026-10-29 15:05:35 (PDT)</w:t>
       </w:r>
     </w:p>
     <w:p>

--- a/exponential-families-handout.docx
+++ b/exponential-families-handout.docx
@@ -15,7 +15,7 @@
         <w:pStyle w:val="Date"/>
       </w:pPr>
       <w:r>
-        <w:t xml:space="preserve">Last modified: 2026-10-29 15:05:35 (PDT)</w:t>
+        <w:t xml:space="preserve">Last modified: 2026-10-29 15:24:42 (PDT)</w:t>
       </w:r>
     </w:p>
     <w:p>

--- a/exponential-families-handout.docx
+++ b/exponential-families-handout.docx
@@ -15,7 +15,7 @@
         <w:pStyle w:val="Date"/>
       </w:pPr>
       <w:r>
-        <w:t xml:space="preserve">Last modified: 2026-10-29 15:24:42 (PDT)</w:t>
+        <w:t xml:space="preserve">Last modified: 2026-10-29 18:15:36 (PDT)</w:t>
       </w:r>
     </w:p>
     <w:p>

--- a/exponential-families-handout.docx
+++ b/exponential-families-handout.docx
@@ -15,7 +15,7 @@
         <w:pStyle w:val="Date"/>
       </w:pPr>
       <w:r>
-        <w:t xml:space="preserve">Last modified: 2026-10-29 18:15:36 (PDT)</w:t>
+        <w:t xml:space="preserve">Last modified: 2026-10-30 00:29:08 (PDT)</w:t>
       </w:r>
     </w:p>
     <w:p>

--- a/exponential-families-handout.docx
+++ b/exponential-families-handout.docx
@@ -15,7 +15,7 @@
         <w:pStyle w:val="Date"/>
       </w:pPr>
       <w:r>
-        <w:t xml:space="preserve">Last modified: 2026-10-30 00:29:08 (PDT)</w:t>
+        <w:t xml:space="preserve">Last modified: 2026-10-30 07:36:33 (PDT)</w:t>
       </w:r>
     </w:p>
     <w:p>

--- a/exponential-families-handout.docx
+++ b/exponential-families-handout.docx
@@ -15,7 +15,7 @@
         <w:pStyle w:val="Date"/>
       </w:pPr>
       <w:r>
-        <w:t xml:space="preserve">Last modified: 2026-10-30 07:36:33 (PDT)</w:t>
+        <w:t xml:space="preserve">Last modified: 2026-10-30 11:26:23 (PDT)</w:t>
       </w:r>
     </w:p>
     <w:p>

--- a/exponential-families-handout.docx
+++ b/exponential-families-handout.docx
@@ -15,7 +15,7 @@
         <w:pStyle w:val="Date"/>
       </w:pPr>
       <w:r>
-        <w:t xml:space="preserve">Last modified: 2026-10-30 11:26:23 (PDT)</w:t>
+        <w:t xml:space="preserve">Last modified: 2026-10-30 11:51:54 (PDT)</w:t>
       </w:r>
     </w:p>
     <w:p>

--- a/exponential-families-handout.docx
+++ b/exponential-families-handout.docx
@@ -15,7 +15,7 @@
         <w:pStyle w:val="Date"/>
       </w:pPr>
       <w:r>
-        <w:t xml:space="preserve">Last modified: 2026-10-30 11:51:54 (PDT)</w:t>
+        <w:t xml:space="preserve">Last modified: 2026-10-30 17:27:44 (PDT)</w:t>
       </w:r>
     </w:p>
     <w:p>
